--- a/heat-youth-eu/Heat_Green_Infrastructure_Youth_EU_Sustainability_manuscript.docx
+++ b/heat-youth-eu/Heat_Green_Infrastructure_Youth_EU_Sustainability_manuscript.docx
@@ -150,7 +150,7 @@
           <w:b w:val="0"/>
           <w:i w:val="0"/>
         </w:rPr>
-        <w:t>The mitigation of urban heat has become a central objective of European policies aimed at balancing climate adaptation, public health, and socioeconomic resilience. This study investigates the contribution of summer heat stress and urban green infrastructure to youth labour-market outcomes in the European Union. Using a balanced panel dataset covering the 27 European Union Member States over the period 2010–2024, the effects of cooling degree days, their interaction with the green infrastructure endowment of functional urban areas, economic growth, and tertiary educational attainment on the youth NEET rate are analysed using a two-step System Generalized Method of Moments (System GMM) estimator. The results indicate that summer heat stress has a positive and statistically significant effect on youth disengagement and that this effect is significantly attenuated by the green infrastructure endowment, ceasing to be statistically distinguishable from zero in countries whose functional urban areas are more than roughly one-third green. Economic growth and tertiary attainment reduce the NEET rate, whereas the heat effects are not detectable for the youth unemployment rate, suggesting that heat stress operates on the engagement margin of youth labour markets. The findings support integrated policies that treat urban greening as social infrastructure for the young generation.</w:t>
+        <w:t>The mitigation of urban heat has become a central objective of European policies aimed at balancing climate adaptation, public health, and socioeconomic resilience. This study investigates the contribution of summer heat stress and urban green infrastructure to youth labour-market outcomes in the European Union. Using a balanced panel dataset covering the 27 European Union Member States over the period 2010–2024, the effects of cooling degree days, their interaction with the green infrastructure endowment of functional urban areas, economic growth, and tertiary educational attainment on the youth NEET rate are analysed using a two-step System Generalized Method of Moments (System GMM) estimator. The results indicate that summer heat stress has a positive and statistically significant effect on youth disengagement and that this effect weakens systematically with the green infrastructure endowment, remaining statistically distinguishable from zero only below an endowment of roughly 30% of functional urban area. Economic growth reduces the NEET rate, the contemporaneous effect of tertiary attainment is negative but statistically insignificant, and the heat effects are not detectable for the youth unemployment rate, suggesting that heat stress operates on the engagement margin of youth labour markets. The findings support integrated policies that treat urban greening as social infrastructure for the young generation.</w:t>
       </w:r>
     </w:p>
     <w:p>
@@ -170,6 +170,7 @@
     <w:p>
       <w:pPr>
         <w:pStyle w:val="MDPI19line"/>
+        <w:suppressLineNumbers/>
       </w:pPr>
     </w:p>
     <w:p>
@@ -235,7 +236,7 @@
           <w:b w:val="0"/>
           <w:i w:val="0"/>
         </w:rPr>
-        <w:t xml:space="preserve">, and the summers of 2022, 2023 and 2024 were the hottest in the European observational record </w:t>
+        <w:t xml:space="preserve">; the summer of 2022 was the hottest in the European observational record, and 2024 became Europe’s warmest year overall </w:t>
       </w:r>
       <w:r>
         <w:t>[</w:t>
@@ -563,7 +564,7 @@
           <w:b w:val="0"/>
           <w:i w:val="0"/>
         </w:rPr>
-        <w:t xml:space="preserve">The purpose of the article is to analyze the relationship between summer heat stress, the green infrastructure endowment of urban areas, and youth labour-market outcomes across the European Union. Heat stress is measured through cooling degree days, a standard indicator of the intensity of hot weather; the thermal-mitigation capacity of national urban systems is measured through the share of green infrastructure in functional urban areas; and youth outcomes are measured through the NEET rate, with the youth unemployment rate employed in a sensitivity analysis. The notion holds that urban greenery may be related to youth labour markets not only through amenity and health channels but also by buffering the labour-market consequences of increasingly frequent heat extremes </w:t>
+        <w:t xml:space="preserve">The purpose of the article is to analyse the relationship between summer heat stress, the green infrastructure endowment of urban areas, and youth labour-market outcomes across the European Union. Heat stress is measured through cooling degree days, a standard indicator of the intensity of hot weather; the thermal-mitigation capacity of national urban systems is measured through the share of green infrastructure in functional urban areas; and youth outcomes are measured through the NEET rate, with the youth unemployment rate employed in a sensitivity analysis. The notion holds that urban greenery may be related to youth labour markets not only through amenity and health channels but also by buffering the labour-market consequences of increasingly frequent heat extremes </w:t>
       </w:r>
       <w:r>
         <w:t>[</w:t>
@@ -795,7 +796,7 @@
           <w:b w:val="0"/>
           <w:i w:val="0"/>
         </w:rPr>
-        <w:t xml:space="preserve">. Finally, relatively few studies investigate these relationships using a dynamic panel framework that simultaneously addresses persistence in youth outcomes, endogeneity concerns, and country-specific heterogeneity </w:t>
+        <w:t xml:space="preserve">. Finally, relatively few studies investigate these relationships using a dynamic panel framework that simultaneously addresses persistence in youth outcomes, endogeneity concerns, and country-specific heterogeneity, an estimation strategy recently applied to related European Union sustainability questions </w:t>
       </w:r>
       <w:r>
         <w:t>[</w:t>
@@ -3192,6 +3193,7 @@
     <w:p>
       <w:pPr>
         <w:pStyle w:val="MDPI43tablefooter"/>
+        <w:keepLines/>
         <w:spacing w:line="240" w:lineRule="auto" w:before="40" w:after="200"/>
         <w:ind w:left="2608" w:firstLine="0"/>
       </w:pPr>
@@ -4125,7 +4127,7 @@
           <w:b w:val="0"/>
           <w:i w:val="0"/>
         </w:rPr>
-        <w:t xml:space="preserve"> absorb the euro-area cycle, the pandemic, and the common component of European summer warming; in the estimations, all variables are expressed as deviations from period means, which is equivalent to including a full set of time dummies. Based on the theoretical framework and empirical evidence discussed in Section 2, a positive coefficient is expected for cooling degree days, a negative coefficient for the interaction with the green endowment, and negative coefficients for economic growth and tertiary attainment.</w:t>
+        <w:t xml:space="preserve"> absorb the euro-area cycle, the pandemic, and the common component of European summer warming; in the estimations, all variables are expressed as deviations from period means, which removes these common period effects prior to estimation. Based on the theoretical framework and empirical evidence discussed in Section 2, a positive coefficient is expected for cooling degree days, a negative coefficient for the interaction with the green endowment, and negative coefficients for economic growth and tertiary attainment.</w:t>
       </w:r>
     </w:p>
     <w:p>
@@ -4393,7 +4395,7 @@
           <w:b w:val="0"/>
           <w:i w:val="0"/>
         </w:rPr>
-        <w:t xml:space="preserve">: the collapsed second and third lags of the dependent variable instrument the difference equation, the collapsed lagged first difference instruments the levels equation, and the exogenous regressors instrument themselves in differences, resulting in 8 instruments for 27 country groups. The validity of the moment conditions is evaluated with the Arellano–Bond tests for first- and second-order serial correlation and the Hansen test of overidentifying restrictions. This estimation strategy follows the approach recently applied to European Union panels in the sustainability literature </w:t>
+        <w:t xml:space="preserve">: the collapsed second and third lags of the dependent variable instrument the difference equation, the collapsed lagged first difference and the constant instrument the levels equation, and the exogenous regressors instrument themselves in differences, resulting in 8 instruments for 27 country groups. The validity of the moment conditions is evaluated with the Arellano–Bond tests for first- and second-order serial correlation and the Hansen test of overidentifying restrictions. This estimation strategy follows the approach recently applied to European Union panels in the sustainability literature </w:t>
       </w:r>
       <w:r>
         <w:t>[</w:t>
@@ -4449,7 +4451,7 @@
           <w:b w:val="0"/>
           <w:i w:val="0"/>
         </w:rPr>
-        <w:t>Table 2 presents the descriptive statistics of the variables included in the empirical analysis. The average youth NEET rate over the sample period is 12.65%, with substantial variation across countries and years, from 3.60% to 23.21%. Cooling degree days average 270.4 but range from almost zero in the Nordic countries to more than 1017.0 in Cyprus, reflecting the climatic heterogeneity of the Union. The green infrastructure endowment averages 29.3% of functional urban area, ranging from 12.0% to 45.0%, with the lowest values in the southern island states whose cities are also among the most heat-exposed. These patterns provide preliminary evidence of the structural heterogeneity characterising the European Union and support the application of panel data techniques capable of accounting for country-specific characteristics.</w:t>
+        <w:t>Table 2 presents the descriptive statistics of the variables included in the empirical analysis. The average youth NEET rate over the sample period is 12.65%, with substantial variation across countries and years, from 3.60% to 23.21%. Cooling degree days average 270.4 but range from below five in Ireland to more than 1100 in Cyprus, reflecting the climatic heterogeneity of the Union. The green infrastructure endowment averages 29.3% of functional urban area, ranging from 12.0% to 45.0%, with the lowest values in the southern island states whose cities are also among the most heat-exposed. These patterns provide preliminary evidence of the structural heterogeneity characterising the European Union and support the application of panel data techniques capable of accounting for country-specific characteristics.</w:t>
       </w:r>
     </w:p>
     <w:p>
@@ -5444,6 +5446,7 @@
     <w:p>
       <w:pPr>
         <w:pStyle w:val="MDPI43tablefooter"/>
+        <w:keepLines/>
         <w:spacing w:line="240" w:lineRule="auto" w:before="40" w:after="200"/>
         <w:ind w:left="2608" w:firstLine="0"/>
       </w:pPr>
@@ -5582,7 +5585,7 @@
           <w:b w:val="0"/>
           <w:i w:val="0"/>
         </w:rPr>
-        <w:t>Prior to the econometric estimation, a correlation analysis was conducted to examine the relationships among the variables and assess potential multicollinearity issues. Table 3 presents the Pearson correlation coefficients for all variables included in the empirical model. The pooled correlations indicate that heat exposure is positively associated with the NEET rate (r = 0.497), while the green endowment (r = −0.455) and tertiary attainment (r = −0.472) are negatively associated with it. The correlation between heat exposure and the green endowment is negative (r = −0.816), reflecting the geographical reality that the most heat-exposed urban systems of the South are also the least green. Importantly, none of the pairwise correlations among the explanatory variables exceeds the commonly accepted threshold of 0.80, suggesting the absence of severe multicollinearity problems. Nevertheless, correlation analysis does not account for dynamic persistence, endogeneity, or unobserved heterogeneity, and the empirical analysis therefore proceeds with the estimation of the two-step System GMM model.</w:t>
+        <w:t>Prior to the econometric estimation, a correlation analysis was conducted to examine the relationships among the variables and assess potential multicollinearity issues. Table 3 presents the Pearson correlation coefficients for all variables included in the empirical model. The pooled correlations indicate that heat exposure is positively associated with the NEET rate (r = 0.497), while the green endowment (r = −0.455) and tertiary attainment (r = −0.472) are negatively associated with it. The correlation between heat exposure and the green endowment is negative (r = −0.816), reflecting the geographical reality that the most heat-exposed urban systems of the South are also the least green. The only pairwise coefficient whose magnitude exceeds the commonly accepted threshold of 0.80 is this heat–green correlation itself; it reflects the structural North–South gradient of the cross-section rather than redundancy between distinct constructs, and because the green endowment is time-invariant and enters the estimated equation only through its interaction with heat exposure, while the dynamic panel estimation exploits within-country variation, this cross-sectional overlap does not translate into collinearity among the regressors of Equation (1). All remaining pairwise correlations are well below the threshold. Nevertheless, correlation analysis does not account for dynamic persistence, endogeneity, or unobserved heterogeneity, and the empirical analysis therefore proceeds with the estimation of the two-step System GMM model.</w:t>
       </w:r>
     </w:p>
     <w:p>
@@ -6446,6 +6449,7 @@
     <w:p>
       <w:pPr>
         <w:pStyle w:val="MDPI43tablefooter"/>
+        <w:keepLines/>
         <w:spacing w:line="240" w:lineRule="auto" w:before="40" w:after="200"/>
         <w:ind w:left="2608" w:firstLine="0"/>
       </w:pPr>
@@ -6556,7 +6560,7 @@
           <w:b w:val="0"/>
           <w:i w:val="0"/>
         </w:rPr>
-        <w:t xml:space="preserve">Table 4 reports the estimation results obtained using the two-step System Generalized Method of Moments estimator, and Table 5 presents the associated diagnostic tests. The lagged dependent variable enters with a coefficient of 0.860 (p &lt; 0.001), confirming the strong persistence of youth disengagement and supporting the dynamic specification of the model. The diagnostic tests support the econometric validity of the estimated model: the Arellano–Bond tests indicate the expected first-order serial correlation (AR(1) p &lt; 0.001) and the absence of second-order serial correlation (AR(2) p = 0.876), while the Hansen test does not reject the overall validity of the instrument set (p = 0.806). The restricted number of instruments (8) relative to the number of country groups (27) further reduces the risk of instrument proliferation </w:t>
+        <w:t xml:space="preserve">Table 4 reports the estimation results obtained using the two-step System Generalized Method of Moments estimator, and Table 5 presents the associated diagnostic tests. The lagged dependent variable enters with a coefficient of 0.860 (p &lt; 0.001), confirming the strong persistence of youth disengagement and supporting the dynamic specification of the model. The diagnostic tests support the econometric validity of the estimated model: the Arellano–Bond tests indicate the expected first-order serial correlation (AR(1) p &lt; 0.001) and the absence of second-order serial correlation (AR(2) p = 0.879), while the Hansen test does not reject the overall validity of the instrument set (p = 0.806). The restricted number of instruments (8) relative to the number of country groups (27) further reduces the risk of instrument proliferation </w:t>
       </w:r>
       <w:r>
         <w:t>[</w:t>
@@ -6980,7 +6984,7 @@
                 <w:i w:val="0"/>
                 <w:sz w:val="18"/>
               </w:rPr>
-              <w:t>0.018</w:t>
+              <w:t>0.053</w:t>
             </w:r>
           </w:p>
         </w:tc>
@@ -7001,7 +7005,7 @@
                 <w:i w:val="0"/>
                 <w:sz w:val="18"/>
               </w:rPr>
-              <w:t>negative, significant</w:t>
+              <w:t>negative, weakly significant</w:t>
             </w:r>
           </w:p>
         </w:tc>
@@ -7158,7 +7162,7 @@
                 <w:i w:val="0"/>
                 <w:sz w:val="18"/>
               </w:rPr>
-              <w:t>0.036</w:t>
+              <w:t>0.101</w:t>
             </w:r>
           </w:p>
         </w:tc>
@@ -7179,7 +7183,7 @@
                 <w:i w:val="0"/>
                 <w:sz w:val="18"/>
               </w:rPr>
-              <w:t>negative, significant</w:t>
+              <w:t>negative, not significant</w:t>
             </w:r>
           </w:p>
         </w:tc>
@@ -7188,6 +7192,7 @@
     <w:p>
       <w:pPr>
         <w:pStyle w:val="MDPI43tablefooter"/>
+        <w:keepLines/>
         <w:spacing w:line="240" w:lineRule="auto" w:before="40" w:after="200"/>
         <w:ind w:left="2608" w:firstLine="0"/>
       </w:pPr>
@@ -7203,7 +7208,7 @@
           <w:i w:val="0"/>
           <w:sz w:val="16"/>
         </w:rPr>
-        <w:t>Two-step System GMM with the Windmeijer finite-sample correction; all variables enter as deviations from period means, which is equivalent to including a full set of time dummies. Source: authors’ calculations.</w:t>
+        <w:t>Two-step System GMM with the Windmeijer finite-sample correction; all variables enter as deviations from period means, which removes the common period effects prior to estimation. Source: authors’ calculations.</w:t>
       </w:r>
     </w:p>
     <w:p>
@@ -7397,7 +7402,7 @@
                 <w:i w:val="0"/>
                 <w:sz w:val="18"/>
               </w:rPr>
-              <w:t>0.876</w:t>
+              <w:t>0.879</w:t>
             </w:r>
           </w:p>
         </w:tc>
@@ -7547,6 +7552,7 @@
     <w:p>
       <w:pPr>
         <w:pStyle w:val="MDPI43tablefooter"/>
+        <w:keepLines/>
         <w:spacing w:line="240" w:lineRule="auto" w:before="40" w:after="200"/>
         <w:ind w:left="2608" w:firstLine="0"/>
       </w:pPr>
@@ -7574,7 +7580,7 @@
           <w:b w:val="0"/>
           <w:i w:val="0"/>
         </w:rPr>
-        <w:t>The results provide clear support for Hypothesis H1. Cooling degree days exert a positive and statistically significant effect on the youth NEET rate (β = 0.654, p &lt; 0.001): in a country with no urban green endowment, an additional hundred degree days of summer heat would raise youth disengagement by about 0.65 percentage points. The interaction between heat stress and the green infrastructure endowment is negative and statistically significant (β = −0.0150, p = 0.018), supporting Hypothesis H2: each additional percentage point of green infrastructure in functional urban areas reduces the marginal heat effect by about 0.0150 percentage points. Economic growth reduces youth disengagement significantly (β = −0.215, p &lt; 0.001), supporting Hypothesis H3, and tertiary attainment also enters negatively (β = −0.063, p = 0.036), supporting Hypothesis H4, although its contemporaneous contribution is modest, consistent with the slow-moving nature of educational expansion.</w:t>
+        <w:t>The results provide clear support for Hypothesis H1. Cooling degree days exert a positive and statistically significant effect on the youth NEET rate (β = 0.654, p &lt; 0.001). The coefficient corresponds to the marginal effect at a hypothetical zero green endowment; evaluated within the observed range of the endowment, an additional hundred degree days of summer heat raises youth disengagement by about 0.47 percentage points at the sample minimum of 12% and by about 0.20 at the sample mean. The interaction between heat stress and the green infrastructure endowment is negative (β = −0.0150) and significant at the 10% level (p = 0.053): each additional percentage point of green infrastructure in functional urban areas reduces the marginal heat effect by about 0.0150 percentage points. Hypothesis H2 is therefore supported at the 10% significance level, a reading strengthened by the stability of the interaction’s magnitude in the robustness estimations reported below. Economic growth reduces youth disengagement significantly (β = −0.215, p &lt; 0.001), supporting Hypothesis H3. Tertiary attainment enters negatively (β = −0.063) but does not reach conventional significance (p = 0.101); while the sign of the coefficient is consistent with Hypothesis H4, the hypothesis is not supported by the contemporaneous evidence, suggesting that the labour-market returns of educational expansion may materialise over longer time horizons.</w:t>
       </w:r>
     </w:p>
     <w:p>
@@ -7586,7 +7592,7 @@
           <w:b w:val="0"/>
           <w:i w:val="0"/>
         </w:rPr>
-        <w:t xml:space="preserve">Figure 3 translates the interaction into the quantity of policy interest: the estimated effect of an additional hundred cooling degree days across the observed range of the green endowment. At the endowment of the least green urban systems in the sample (15%), the effect is 0.43 percentage points of youth disengagement per hundred degree days; at the sample mean (around 30%), it falls to roughly 0.20; and the 95% confidence band ceases to exclude zero at an endowment of approximately 30.5%. In the greenest urban systems (45%), the point estimate is −0.02 and statistically indistinguishable from zero. The thermal-mitigation capacity documented in the urban climatology literature </w:t>
+        <w:t xml:space="preserve">Figure 3 translates the interaction into the quantity of policy interest: the estimated effect of an additional hundred cooling degree days across the observed range of the green endowment (12–45%). At the sample minimum of the endowment (12%), the effect is 0.47 percentage points of youth disengagement per hundred degree days; at the sample mean (around 30%), it falls to roughly 0.20; and the 95% confidence band ceases to exclude zero at an endowment of approximately 30.5%. In the greenest urban systems (45%), the point estimate is −0.02 and statistically indistinguishable from zero. The thermal-mitigation capacity documented in the urban climatology literature </w:t>
       </w:r>
       <w:r>
         <w:t>[</w:t>
@@ -7650,7 +7656,7 @@
           <w:b w:val="0"/>
           <w:i w:val="0"/>
         </w:rPr>
-        <w:t xml:space="preserve"> is therefore mirrored, at the macro level, in a labour-market buffering capacity: summer heat leaves measurable marks on youth engagement only where the urban fabric lacks the green infrastructure to absorb it.</w:t>
+        <w:t xml:space="preserve"> is therefore mirrored, at the macro level, in a pattern consistent with a labour-market buffering capacity: summer heat leaves measurable marks on youth engagement only where the urban fabric lacks the green infrastructure to absorb it.</w:t>
       </w:r>
     </w:p>
     <w:p>
@@ -7733,7 +7739,7 @@
           <w:b w:val="0"/>
           <w:i w:val="0"/>
         </w:rPr>
-        <w:t xml:space="preserve">Two additional estimations assess the robustness of the baseline findings. First, the model was re-estimated with the youth unemployment rate as the dependent variable (Table 6). The results are substantially weaker: the coefficient of cooling degree days (0.1485, p = 0.338) and the interaction with the green endowment (−0.0004, p = 0.954) are both statistically insignificant, while the cyclical growth effect remains strong (−0.4040, p &lt; 0.001). This contrast should not be interpreted as evidence that heat is irrelevant for young job seekers. Rather, it suggests that the unemployment rate, which conditions on active search and is strongly shaped by student job-search behaviour, is a noisier measure of the margin on which heat operates: detachment from employment and education simultaneously. The finding that climatic pressure is visible in the NEET rate but not in measured unemployment parallels the measurement asymmetry documented for other structural forces in youth labour markets </w:t>
+        <w:t xml:space="preserve">Two additional estimations assess the robustness of the baseline findings. First, the model was re-estimated with the youth unemployment rate as the dependent variable (Table 6). The results are substantially weaker: the coefficient of cooling degree days (0.1485, p = 0.381) and the interaction with the green endowment (−0.0004, p = 0.964) are both statistically insignificant, while the cyclical growth effect remains strong (−0.4040, p &lt; 0.001). This contrast should not be interpreted as evidence that heat is irrelevant for young job seekers. Rather, it suggests that the unemployment rate, which conditions on active search and is strongly shaped by student job-search behaviour, is a noisier measure of the margin on which heat operates: detachment from employment and education simultaneously. The finding that climatic pressure is visible in the NEET rate but not in measured unemployment parallels the measurement asymmetry documented for other structural forces in youth labour markets </w:t>
       </w:r>
       <w:r>
         <w:t>[</w:t>
@@ -7827,11 +7833,11 @@
         <w:tblLook w:firstColumn="1" w:firstRow="1" w:lastColumn="0" w:lastRow="0" w:noHBand="0" w:noVBand="1" w:val="04A0"/>
       </w:tblPr>
       <w:tblGrid>
-        <w:gridCol w:w="2357"/>
-        <w:gridCol w:w="1493"/>
+        <w:gridCol w:w="2828"/>
         <w:gridCol w:w="1335"/>
-        <w:gridCol w:w="1335"/>
-        <w:gridCol w:w="1335"/>
+        <w:gridCol w:w="1257"/>
+        <w:gridCol w:w="1257"/>
+        <w:gridCol w:w="1178"/>
       </w:tblGrid>
       <w:tr>
         <w:trPr>
@@ -7840,7 +7846,7 @@
         </w:trPr>
         <w:tc>
           <w:tcPr>
-            <w:tcW w:type="dxa" w:w="2357"/>
+            <w:tcW w:type="dxa" w:w="2828"/>
             <w:tcBorders>
               <w:bottom w:val="single" w:sz="8" w:space="0" w:color="auto"/>
             </w:tcBorders>
@@ -7859,30 +7865,6 @@
                 <w:sz w:val="18"/>
               </w:rPr>
               <w:t>Variable</w:t>
-            </w:r>
-          </w:p>
-        </w:tc>
-        <w:tc>
-          <w:tcPr>
-            <w:tcW w:type="dxa" w:w="1493"/>
-            <w:tcBorders>
-              <w:bottom w:val="single" w:sz="8" w:space="0" w:color="auto"/>
-            </w:tcBorders>
-          </w:tcPr>
-          <w:p>
-            <w:pPr>
-              <w:pStyle w:val="MDPI42tablebody"/>
-              <w:keepNext/>
-              <w:spacing w:line="240" w:lineRule="auto" w:before="30" w:after="30"/>
-              <w:jc w:val="center"/>
-            </w:pPr>
-            <w:r>
-              <w:rPr>
-                <w:b/>
-                <w:i w:val="0"/>
-                <w:sz w:val="18"/>
-              </w:rPr>
-              <w:t>Coefficient</w:t>
             </w:r>
           </w:p>
         </w:tc>
@@ -7906,13 +7888,13 @@
                 <w:i w:val="0"/>
                 <w:sz w:val="18"/>
               </w:rPr>
-              <w:t>Std. Error</w:t>
-            </w:r>
-          </w:p>
-        </w:tc>
-        <w:tc>
-          <w:tcPr>
-            <w:tcW w:type="dxa" w:w="1335"/>
+              <w:t>Coefficient</w:t>
+            </w:r>
+          </w:p>
+        </w:tc>
+        <w:tc>
+          <w:tcPr>
+            <w:tcW w:type="dxa" w:w="1257"/>
             <w:tcBorders>
               <w:bottom w:val="single" w:sz="8" w:space="0" w:color="auto"/>
             </w:tcBorders>
@@ -7930,13 +7912,37 @@
                 <w:i w:val="0"/>
                 <w:sz w:val="18"/>
               </w:rPr>
+              <w:t>Std. Error</w:t>
+            </w:r>
+          </w:p>
+        </w:tc>
+        <w:tc>
+          <w:tcPr>
+            <w:tcW w:type="dxa" w:w="1257"/>
+            <w:tcBorders>
+              <w:bottom w:val="single" w:sz="8" w:space="0" w:color="auto"/>
+            </w:tcBorders>
+          </w:tcPr>
+          <w:p>
+            <w:pPr>
+              <w:pStyle w:val="MDPI42tablebody"/>
+              <w:keepNext/>
+              <w:spacing w:line="240" w:lineRule="auto" w:before="30" w:after="30"/>
+              <w:jc w:val="center"/>
+            </w:pPr>
+            <w:r>
+              <w:rPr>
+                <w:b/>
+                <w:i w:val="0"/>
+                <w:sz w:val="18"/>
+              </w:rPr>
               <w:t>z-Statistic</w:t>
             </w:r>
           </w:p>
         </w:tc>
         <w:tc>
           <w:tcPr>
-            <w:tcW w:type="dxa" w:w="1335"/>
+            <w:tcW w:type="dxa" w:w="1178"/>
             <w:tcBorders>
               <w:bottom w:val="single" w:sz="8" w:space="0" w:color="auto"/>
             </w:tcBorders>
@@ -7965,7 +7971,7 @@
         </w:trPr>
         <w:tc>
           <w:tcPr>
-            <w:tcW w:type="dxa" w:w="2357"/>
+            <w:tcW w:type="dxa" w:w="2828"/>
           </w:tcPr>
           <w:p>
             <w:pPr>
@@ -7986,7 +7992,7 @@
         </w:tc>
         <w:tc>
           <w:tcPr>
-            <w:tcW w:type="dxa" w:w="1493"/>
+            <w:tcW w:type="dxa" w:w="1335"/>
           </w:tcPr>
           <w:p>
             <w:pPr>
@@ -8007,7 +8013,7 @@
         </w:tc>
         <w:tc>
           <w:tcPr>
-            <w:tcW w:type="dxa" w:w="1335"/>
+            <w:tcW w:type="dxa" w:w="1257"/>
           </w:tcPr>
           <w:p>
             <w:pPr>
@@ -8022,13 +8028,13 @@
                 <w:i w:val="0"/>
                 <w:sz w:val="18"/>
               </w:rPr>
-              <w:t>0.0553</w:t>
-            </w:r>
-          </w:p>
-        </w:tc>
-        <w:tc>
-          <w:tcPr>
-            <w:tcW w:type="dxa" w:w="1335"/>
+              <w:t>0.0596</w:t>
+            </w:r>
+          </w:p>
+        </w:tc>
+        <w:tc>
+          <w:tcPr>
+            <w:tcW w:type="dxa" w:w="1257"/>
           </w:tcPr>
           <w:p>
             <w:pPr>
@@ -8043,13 +8049,13 @@
                 <w:i w:val="0"/>
                 <w:sz w:val="18"/>
               </w:rPr>
-              <w:t>12.6915</w:t>
-            </w:r>
-          </w:p>
-        </w:tc>
-        <w:tc>
-          <w:tcPr>
-            <w:tcW w:type="dxa" w:w="1335"/>
+              <w:t>11.7820</w:t>
+            </w:r>
+          </w:p>
+        </w:tc>
+        <w:tc>
+          <w:tcPr>
+            <w:tcW w:type="dxa" w:w="1178"/>
           </w:tcPr>
           <w:p>
             <w:pPr>
@@ -8075,7 +8081,7 @@
         </w:trPr>
         <w:tc>
           <w:tcPr>
-            <w:tcW w:type="dxa" w:w="2357"/>
+            <w:tcW w:type="dxa" w:w="2828"/>
           </w:tcPr>
           <w:p>
             <w:pPr>
@@ -8096,7 +8102,7 @@
         </w:tc>
         <w:tc>
           <w:tcPr>
-            <w:tcW w:type="dxa" w:w="1493"/>
+            <w:tcW w:type="dxa" w:w="1335"/>
           </w:tcPr>
           <w:p>
             <w:pPr>
@@ -8117,7 +8123,7 @@
         </w:tc>
         <w:tc>
           <w:tcPr>
-            <w:tcW w:type="dxa" w:w="1335"/>
+            <w:tcW w:type="dxa" w:w="1257"/>
           </w:tcPr>
           <w:p>
             <w:pPr>
@@ -8132,13 +8138,13 @@
                 <w:i w:val="0"/>
                 <w:sz w:val="18"/>
               </w:rPr>
-              <w:t>0.1549</w:t>
-            </w:r>
-          </w:p>
-        </w:tc>
-        <w:tc>
-          <w:tcPr>
-            <w:tcW w:type="dxa" w:w="1335"/>
+              <w:t>0.1696</w:t>
+            </w:r>
+          </w:p>
+        </w:tc>
+        <w:tc>
+          <w:tcPr>
+            <w:tcW w:type="dxa" w:w="1257"/>
           </w:tcPr>
           <w:p>
             <w:pPr>
@@ -8153,13 +8159,13 @@
                 <w:i w:val="0"/>
                 <w:sz w:val="18"/>
               </w:rPr>
-              <w:t>0.9591</w:t>
-            </w:r>
-          </w:p>
-        </w:tc>
-        <w:tc>
-          <w:tcPr>
-            <w:tcW w:type="dxa" w:w="1335"/>
+              <w:t>0.8759</w:t>
+            </w:r>
+          </w:p>
+        </w:tc>
+        <w:tc>
+          <w:tcPr>
+            <w:tcW w:type="dxa" w:w="1178"/>
           </w:tcPr>
           <w:p>
             <w:pPr>
@@ -8174,7 +8180,7 @@
                 <w:i w:val="0"/>
                 <w:sz w:val="18"/>
               </w:rPr>
-              <w:t>0.3375</w:t>
+              <w:t>0.3811</w:t>
             </w:r>
           </w:p>
         </w:tc>
@@ -8185,7 +8191,7 @@
         </w:trPr>
         <w:tc>
           <w:tcPr>
-            <w:tcW w:type="dxa" w:w="2357"/>
+            <w:tcW w:type="dxa" w:w="2828"/>
           </w:tcPr>
           <w:p>
             <w:pPr>
@@ -8206,7 +8212,7 @@
         </w:tc>
         <w:tc>
           <w:tcPr>
-            <w:tcW w:type="dxa" w:w="1493"/>
+            <w:tcW w:type="dxa" w:w="1335"/>
           </w:tcPr>
           <w:p>
             <w:pPr>
@@ -8227,7 +8233,7 @@
         </w:tc>
         <w:tc>
           <w:tcPr>
-            <w:tcW w:type="dxa" w:w="1335"/>
+            <w:tcW w:type="dxa" w:w="1257"/>
           </w:tcPr>
           <w:p>
             <w:pPr>
@@ -8242,13 +8248,13 @@
                 <w:i w:val="0"/>
                 <w:sz w:val="18"/>
               </w:rPr>
-              <w:t>0.0071</w:t>
-            </w:r>
-          </w:p>
-        </w:tc>
-        <w:tc>
-          <w:tcPr>
-            <w:tcW w:type="dxa" w:w="1335"/>
+              <w:t>0.0093</w:t>
+            </w:r>
+          </w:p>
+        </w:tc>
+        <w:tc>
+          <w:tcPr>
+            <w:tcW w:type="dxa" w:w="1257"/>
           </w:tcPr>
           <w:p>
             <w:pPr>
@@ -8263,13 +8269,13 @@
                 <w:i w:val="0"/>
                 <w:sz w:val="18"/>
               </w:rPr>
-              <w:t>−0.0580</w:t>
-            </w:r>
-          </w:p>
-        </w:tc>
-        <w:tc>
-          <w:tcPr>
-            <w:tcW w:type="dxa" w:w="1335"/>
+              <w:t>−0.0447</w:t>
+            </w:r>
+          </w:p>
+        </w:tc>
+        <w:tc>
+          <w:tcPr>
+            <w:tcW w:type="dxa" w:w="1178"/>
           </w:tcPr>
           <w:p>
             <w:pPr>
@@ -8284,7 +8290,7 @@
                 <w:i w:val="0"/>
                 <w:sz w:val="18"/>
               </w:rPr>
-              <w:t>0.9537</w:t>
+              <w:t>0.9644</w:t>
             </w:r>
           </w:p>
         </w:tc>
@@ -8295,7 +8301,7 @@
         </w:trPr>
         <w:tc>
           <w:tcPr>
-            <w:tcW w:type="dxa" w:w="2357"/>
+            <w:tcW w:type="dxa" w:w="2828"/>
           </w:tcPr>
           <w:p>
             <w:pPr>
@@ -8316,7 +8322,7 @@
         </w:tc>
         <w:tc>
           <w:tcPr>
-            <w:tcW w:type="dxa" w:w="1493"/>
+            <w:tcW w:type="dxa" w:w="1335"/>
           </w:tcPr>
           <w:p>
             <w:pPr>
@@ -8337,7 +8343,7 @@
         </w:tc>
         <w:tc>
           <w:tcPr>
-            <w:tcW w:type="dxa" w:w="1335"/>
+            <w:tcW w:type="dxa" w:w="1257"/>
           </w:tcPr>
           <w:p>
             <w:pPr>
@@ -8352,13 +8358,13 @@
                 <w:i w:val="0"/>
                 <w:sz w:val="18"/>
               </w:rPr>
-              <w:t>0.0193</w:t>
-            </w:r>
-          </w:p>
-        </w:tc>
-        <w:tc>
-          <w:tcPr>
-            <w:tcW w:type="dxa" w:w="1335"/>
+              <w:t>0.0208</w:t>
+            </w:r>
+          </w:p>
+        </w:tc>
+        <w:tc>
+          <w:tcPr>
+            <w:tcW w:type="dxa" w:w="1257"/>
           </w:tcPr>
           <w:p>
             <w:pPr>
@@ -8373,13 +8379,13 @@
                 <w:i w:val="0"/>
                 <w:sz w:val="18"/>
               </w:rPr>
-              <w:t>−20.9093</w:t>
-            </w:r>
-          </w:p>
-        </w:tc>
-        <w:tc>
-          <w:tcPr>
-            <w:tcW w:type="dxa" w:w="1335"/>
+              <w:t>−19.4405</w:t>
+            </w:r>
+          </w:p>
+        </w:tc>
+        <w:tc>
+          <w:tcPr>
+            <w:tcW w:type="dxa" w:w="1178"/>
           </w:tcPr>
           <w:p>
             <w:pPr>
@@ -8405,7 +8411,7 @@
         </w:trPr>
         <w:tc>
           <w:tcPr>
-            <w:tcW w:type="dxa" w:w="2357"/>
+            <w:tcW w:type="dxa" w:w="2828"/>
           </w:tcPr>
           <w:p>
             <w:pPr>
@@ -8426,7 +8432,7 @@
         </w:tc>
         <w:tc>
           <w:tcPr>
-            <w:tcW w:type="dxa" w:w="1493"/>
+            <w:tcW w:type="dxa" w:w="1335"/>
           </w:tcPr>
           <w:p>
             <w:pPr>
@@ -8447,7 +8453,7 @@
         </w:tc>
         <w:tc>
           <w:tcPr>
-            <w:tcW w:type="dxa" w:w="1335"/>
+            <w:tcW w:type="dxa" w:w="1257"/>
           </w:tcPr>
           <w:p>
             <w:pPr>
@@ -8462,13 +8468,13 @@
                 <w:i w:val="0"/>
                 <w:sz w:val="18"/>
               </w:rPr>
-              <w:t>0.0572</w:t>
-            </w:r>
-          </w:p>
-        </w:tc>
-        <w:tc>
-          <w:tcPr>
-            <w:tcW w:type="dxa" w:w="1335"/>
+              <w:t>0.0621</w:t>
+            </w:r>
+          </w:p>
+        </w:tc>
+        <w:tc>
+          <w:tcPr>
+            <w:tcW w:type="dxa" w:w="1257"/>
           </w:tcPr>
           <w:p>
             <w:pPr>
@@ -8483,13 +8489,13 @@
                 <w:i w:val="0"/>
                 <w:sz w:val="18"/>
               </w:rPr>
-              <w:t>2.2130</w:t>
-            </w:r>
-          </w:p>
-        </w:tc>
-        <w:tc>
-          <w:tcPr>
-            <w:tcW w:type="dxa" w:w="1335"/>
+              <w:t>2.0389</w:t>
+            </w:r>
+          </w:p>
+        </w:tc>
+        <w:tc>
+          <w:tcPr>
+            <w:tcW w:type="dxa" w:w="1178"/>
           </w:tcPr>
           <w:p>
             <w:pPr>
@@ -8504,7 +8510,7 @@
                 <w:i w:val="0"/>
                 <w:sz w:val="18"/>
               </w:rPr>
-              <w:t>0.0269</w:t>
+              <w:t>0.0415</w:t>
             </w:r>
           </w:p>
         </w:tc>
@@ -8515,24 +8521,83 @@
         </w:trPr>
         <w:tc>
           <w:tcPr>
-            <w:tcW w:type="dxa" w:w="7858"/>
-            <w:gridSpan w:val="5"/>
-          </w:tcPr>
-          <w:p>
-            <w:pPr>
-              <w:pStyle w:val="MDPI42tablebody"/>
-              <w:keepNext/>
-              <w:spacing w:line="240" w:lineRule="auto" w:before="60" w:after="30"/>
+            <w:tcW w:type="dxa" w:w="2828"/>
+          </w:tcPr>
+          <w:p>
+            <w:pPr>
+              <w:pStyle w:val="MDPI42tablebody"/>
+              <w:keepNext/>
+              <w:spacing w:line="240" w:lineRule="auto" w:before="30" w:after="30"/>
               <w:jc w:val="left"/>
             </w:pPr>
             <w:r>
               <w:rPr>
-                <w:b/>
-                <w:i/>
+                <w:b w:val="0"/>
+                <w:i w:val="0"/>
                 <w:sz w:val="18"/>
               </w:rPr>
               <w:t>Diagnostic Test</w:t>
             </w:r>
+          </w:p>
+        </w:tc>
+        <w:tc>
+          <w:tcPr>
+            <w:tcW w:type="dxa" w:w="1335"/>
+          </w:tcPr>
+          <w:p>
+            <w:pPr>
+              <w:pStyle w:val="MDPI42tablebody"/>
+              <w:keepNext/>
+              <w:spacing w:line="240" w:lineRule="auto" w:before="30" w:after="30"/>
+              <w:jc w:val="center"/>
+            </w:pPr>
+            <w:r>
+              <w:rPr>
+                <w:b w:val="0"/>
+                <w:i w:val="0"/>
+                <w:sz w:val="18"/>
+              </w:rPr>
+              <w:t>Value</w:t>
+            </w:r>
+          </w:p>
+        </w:tc>
+        <w:tc>
+          <w:tcPr>
+            <w:tcW w:type="dxa" w:w="1257"/>
+          </w:tcPr>
+          <w:p>
+            <w:pPr>
+              <w:pStyle w:val="MDPI42tablebody"/>
+              <w:keepNext/>
+              <w:spacing w:line="240" w:lineRule="auto" w:before="30" w:after="30"/>
+              <w:jc w:val="center"/>
+            </w:pPr>
+          </w:p>
+        </w:tc>
+        <w:tc>
+          <w:tcPr>
+            <w:tcW w:type="dxa" w:w="1257"/>
+          </w:tcPr>
+          <w:p>
+            <w:pPr>
+              <w:pStyle w:val="MDPI42tablebody"/>
+              <w:keepNext/>
+              <w:spacing w:line="240" w:lineRule="auto" w:before="30" w:after="30"/>
+              <w:jc w:val="center"/>
+            </w:pPr>
+          </w:p>
+        </w:tc>
+        <w:tc>
+          <w:tcPr>
+            <w:tcW w:type="dxa" w:w="1178"/>
+          </w:tcPr>
+          <w:p>
+            <w:pPr>
+              <w:pStyle w:val="MDPI42tablebody"/>
+              <w:keepNext/>
+              <w:spacing w:line="240" w:lineRule="auto" w:before="30" w:after="30"/>
+              <w:jc w:val="center"/>
+            </w:pPr>
           </w:p>
         </w:tc>
       </w:tr>
@@ -8542,7 +8607,7 @@
         </w:trPr>
         <w:tc>
           <w:tcPr>
-            <w:tcW w:type="dxa" w:w="2357"/>
+            <w:tcW w:type="dxa" w:w="2828"/>
           </w:tcPr>
           <w:p>
             <w:pPr>
@@ -8563,7 +8628,7 @@
         </w:tc>
         <w:tc>
           <w:tcPr>
-            <w:tcW w:type="dxa" w:w="1493"/>
+            <w:tcW w:type="dxa" w:w="1335"/>
           </w:tcPr>
           <w:p>
             <w:pPr>
@@ -8578,13 +8643,13 @@
                 <w:i w:val="0"/>
                 <w:sz w:val="18"/>
               </w:rPr>
-              <w:t>0.0000</w:t>
-            </w:r>
-          </w:p>
-        </w:tc>
-        <w:tc>
-          <w:tcPr>
-            <w:tcW w:type="dxa" w:w="1335"/>
+              <w:t>0.0004</w:t>
+            </w:r>
+          </w:p>
+        </w:tc>
+        <w:tc>
+          <w:tcPr>
+            <w:tcW w:type="dxa" w:w="1257"/>
           </w:tcPr>
           <w:p>
             <w:pPr>
@@ -8597,7 +8662,7 @@
         </w:tc>
         <w:tc>
           <w:tcPr>
-            <w:tcW w:type="dxa" w:w="1335"/>
+            <w:tcW w:type="dxa" w:w="1257"/>
           </w:tcPr>
           <w:p>
             <w:pPr>
@@ -8610,7 +8675,7 @@
         </w:tc>
         <w:tc>
           <w:tcPr>
-            <w:tcW w:type="dxa" w:w="1335"/>
+            <w:tcW w:type="dxa" w:w="1178"/>
           </w:tcPr>
           <w:p>
             <w:pPr>
@@ -8628,7 +8693,7 @@
         </w:trPr>
         <w:tc>
           <w:tcPr>
-            <w:tcW w:type="dxa" w:w="2357"/>
+            <w:tcW w:type="dxa" w:w="2828"/>
           </w:tcPr>
           <w:p>
             <w:pPr>
@@ -8649,7 +8714,7 @@
         </w:tc>
         <w:tc>
           <w:tcPr>
-            <w:tcW w:type="dxa" w:w="1493"/>
+            <w:tcW w:type="dxa" w:w="1335"/>
           </w:tcPr>
           <w:p>
             <w:pPr>
@@ -8664,13 +8729,13 @@
                 <w:i w:val="0"/>
                 <w:sz w:val="18"/>
               </w:rPr>
-              <w:t>0.0956</w:t>
-            </w:r>
-          </w:p>
-        </w:tc>
-        <w:tc>
-          <w:tcPr>
-            <w:tcW w:type="dxa" w:w="1335"/>
+              <w:t>0.0922</w:t>
+            </w:r>
+          </w:p>
+        </w:tc>
+        <w:tc>
+          <w:tcPr>
+            <w:tcW w:type="dxa" w:w="1257"/>
           </w:tcPr>
           <w:p>
             <w:pPr>
@@ -8683,7 +8748,7 @@
         </w:tc>
         <w:tc>
           <w:tcPr>
-            <w:tcW w:type="dxa" w:w="1335"/>
+            <w:tcW w:type="dxa" w:w="1257"/>
           </w:tcPr>
           <w:p>
             <w:pPr>
@@ -8696,7 +8761,7 @@
         </w:tc>
         <w:tc>
           <w:tcPr>
-            <w:tcW w:type="dxa" w:w="1335"/>
+            <w:tcW w:type="dxa" w:w="1178"/>
           </w:tcPr>
           <w:p>
             <w:pPr>
@@ -8714,7 +8779,7 @@
         </w:trPr>
         <w:tc>
           <w:tcPr>
-            <w:tcW w:type="dxa" w:w="2357"/>
+            <w:tcW w:type="dxa" w:w="2828"/>
           </w:tcPr>
           <w:p>
             <w:pPr>
@@ -8735,7 +8800,7 @@
         </w:tc>
         <w:tc>
           <w:tcPr>
-            <w:tcW w:type="dxa" w:w="1493"/>
+            <w:tcW w:type="dxa" w:w="1335"/>
           </w:tcPr>
           <w:p>
             <w:pPr>
@@ -8756,7 +8821,7 @@
         </w:tc>
         <w:tc>
           <w:tcPr>
-            <w:tcW w:type="dxa" w:w="1335"/>
+            <w:tcW w:type="dxa" w:w="1257"/>
           </w:tcPr>
           <w:p>
             <w:pPr>
@@ -8769,7 +8834,7 @@
         </w:tc>
         <w:tc>
           <w:tcPr>
-            <w:tcW w:type="dxa" w:w="1335"/>
+            <w:tcW w:type="dxa" w:w="1257"/>
           </w:tcPr>
           <w:p>
             <w:pPr>
@@ -8782,7 +8847,7 @@
         </w:tc>
         <w:tc>
           <w:tcPr>
-            <w:tcW w:type="dxa" w:w="1335"/>
+            <w:tcW w:type="dxa" w:w="1178"/>
           </w:tcPr>
           <w:p>
             <w:pPr>
@@ -8800,7 +8865,7 @@
         </w:trPr>
         <w:tc>
           <w:tcPr>
-            <w:tcW w:type="dxa" w:w="2357"/>
+            <w:tcW w:type="dxa" w:w="2828"/>
           </w:tcPr>
           <w:p>
             <w:pPr>
@@ -8821,7 +8886,7 @@
         </w:tc>
         <w:tc>
           <w:tcPr>
-            <w:tcW w:type="dxa" w:w="1493"/>
+            <w:tcW w:type="dxa" w:w="1335"/>
           </w:tcPr>
           <w:p>
             <w:pPr>
@@ -8842,7 +8907,7 @@
         </w:tc>
         <w:tc>
           <w:tcPr>
-            <w:tcW w:type="dxa" w:w="1335"/>
+            <w:tcW w:type="dxa" w:w="1257"/>
           </w:tcPr>
           <w:p>
             <w:pPr>
@@ -8855,7 +8920,7 @@
         </w:tc>
         <w:tc>
           <w:tcPr>
-            <w:tcW w:type="dxa" w:w="1335"/>
+            <w:tcW w:type="dxa" w:w="1257"/>
           </w:tcPr>
           <w:p>
             <w:pPr>
@@ -8868,7 +8933,7 @@
         </w:tc>
         <w:tc>
           <w:tcPr>
-            <w:tcW w:type="dxa" w:w="1335"/>
+            <w:tcW w:type="dxa" w:w="1178"/>
           </w:tcPr>
           <w:p>
             <w:pPr>
@@ -8886,7 +8951,7 @@
         </w:trPr>
         <w:tc>
           <w:tcPr>
-            <w:tcW w:type="dxa" w:w="2357"/>
+            <w:tcW w:type="dxa" w:w="2828"/>
           </w:tcPr>
           <w:p>
             <w:pPr>
@@ -8907,7 +8972,7 @@
         </w:tc>
         <w:tc>
           <w:tcPr>
-            <w:tcW w:type="dxa" w:w="1493"/>
+            <w:tcW w:type="dxa" w:w="1335"/>
           </w:tcPr>
           <w:p>
             <w:pPr>
@@ -8928,7 +8993,7 @@
         </w:tc>
         <w:tc>
           <w:tcPr>
-            <w:tcW w:type="dxa" w:w="1335"/>
+            <w:tcW w:type="dxa" w:w="1257"/>
           </w:tcPr>
           <w:p>
             <w:pPr>
@@ -8941,7 +9006,7 @@
         </w:tc>
         <w:tc>
           <w:tcPr>
-            <w:tcW w:type="dxa" w:w="1335"/>
+            <w:tcW w:type="dxa" w:w="1257"/>
           </w:tcPr>
           <w:p>
             <w:pPr>
@@ -8954,7 +9019,7 @@
         </w:tc>
         <w:tc>
           <w:tcPr>
-            <w:tcW w:type="dxa" w:w="1335"/>
+            <w:tcW w:type="dxa" w:w="1178"/>
           </w:tcPr>
           <w:p>
             <w:pPr>
@@ -8970,6 +9035,7 @@
     <w:p>
       <w:pPr>
         <w:pStyle w:val="MDPI43tablefooter"/>
+        <w:keepLines/>
         <w:spacing w:line="240" w:lineRule="auto" w:before="40" w:after="200"/>
         <w:ind w:left="2608" w:firstLine="0"/>
       </w:pPr>
@@ -8985,7 +9051,7 @@
           <w:i w:val="0"/>
           <w:sz w:val="16"/>
         </w:rPr>
-        <w:t>The dependent variable is the youth unemployment rate (15–24). Two-step System GMM with the Windmeijer correction; variables enter as deviations from period means. AR(1) and AR(2) denote the p-values of the Arellano–Bond serial-correlation tests; the Hansen test reports the p-value for the joint validity of the instruments. Source: authors’ calculations.</w:t>
+        <w:t>The dependent variable is the youth unemployment rate (15–24). Two-step System GMM with the Windmeijer correction; variables enter as deviations from period means, removing common period effects. AR(1) and AR(2) denote the p-values of the Arellano–Bond serial-correlation tests; the Hansen test reports the p-value for the joint validity of the instruments. Source: authors’ calculations.</w:t>
       </w:r>
     </w:p>
     <w:p>
@@ -8997,7 +9063,7 @@
           <w:b w:val="0"/>
           <w:i w:val="0"/>
         </w:rPr>
-        <w:t>Second, the baseline model was re-estimated on the pre-pandemic subsample 2010–2019 (Table 7), to verify that the results are not driven by the joint occurrence of the pandemic disruption and the record summers of the early 2020s. The heat effect is confirmed (0.7225, p &lt; 0.001), and the interaction with the green endowment retains its magnitude (−0.0181, p = 0.053), although on the shorter panel it is estimated less precisely and is significant only at the 10% level. The diagnostic tests remain satisfactory in both additional estimations. Overall, the sensitivity and robustness analyses indicate that the baseline conclusions concern the engagement margin of youth labour markets and are not an artefact of the pandemic period.</w:t>
+        <w:t>Second, the baseline model was re-estimated on the pre-pandemic subsample 2010–2019 (Table 7), to verify that the results are not driven by the joint occurrence of the pandemic disruption and the record summers of the early 2020s. The heat effect is confirmed (0.7225, p &lt; 0.001), and the interaction with the green endowment retains its magnitude and its 10% significance level (−0.0181, p = 0.052), matching the precision of the baseline estimate. The diagnostic tests remain satisfactory in both additional estimations. Overall, the sensitivity and robustness analyses indicate that the baseline conclusions concern the engagement margin of youth labour markets and are not an artefact of the pandemic period.</w:t>
       </w:r>
     </w:p>
     <w:p>
@@ -9045,11 +9111,11 @@
         <w:tblLook w:firstColumn="1" w:firstRow="1" w:lastColumn="0" w:lastRow="0" w:noHBand="0" w:noVBand="1" w:val="04A0"/>
       </w:tblPr>
       <w:tblGrid>
-        <w:gridCol w:w="2357"/>
-        <w:gridCol w:w="1493"/>
+        <w:gridCol w:w="2828"/>
         <w:gridCol w:w="1335"/>
-        <w:gridCol w:w="1335"/>
-        <w:gridCol w:w="1335"/>
+        <w:gridCol w:w="1257"/>
+        <w:gridCol w:w="1257"/>
+        <w:gridCol w:w="1178"/>
       </w:tblGrid>
       <w:tr>
         <w:trPr>
@@ -9058,7 +9124,7 @@
         </w:trPr>
         <w:tc>
           <w:tcPr>
-            <w:tcW w:type="dxa" w:w="2357"/>
+            <w:tcW w:type="dxa" w:w="2828"/>
             <w:tcBorders>
               <w:bottom w:val="single" w:sz="8" w:space="0" w:color="auto"/>
             </w:tcBorders>
@@ -9077,30 +9143,6 @@
                 <w:sz w:val="18"/>
               </w:rPr>
               <w:t>Variable</w:t>
-            </w:r>
-          </w:p>
-        </w:tc>
-        <w:tc>
-          <w:tcPr>
-            <w:tcW w:type="dxa" w:w="1493"/>
-            <w:tcBorders>
-              <w:bottom w:val="single" w:sz="8" w:space="0" w:color="auto"/>
-            </w:tcBorders>
-          </w:tcPr>
-          <w:p>
-            <w:pPr>
-              <w:pStyle w:val="MDPI42tablebody"/>
-              <w:keepNext/>
-              <w:spacing w:line="240" w:lineRule="auto" w:before="30" w:after="30"/>
-              <w:jc w:val="center"/>
-            </w:pPr>
-            <w:r>
-              <w:rPr>
-                <w:b/>
-                <w:i w:val="0"/>
-                <w:sz w:val="18"/>
-              </w:rPr>
-              <w:t>Coefficient</w:t>
             </w:r>
           </w:p>
         </w:tc>
@@ -9124,13 +9166,13 @@
                 <w:i w:val="0"/>
                 <w:sz w:val="18"/>
               </w:rPr>
-              <w:t>Std. Error</w:t>
-            </w:r>
-          </w:p>
-        </w:tc>
-        <w:tc>
-          <w:tcPr>
-            <w:tcW w:type="dxa" w:w="1335"/>
+              <w:t>Coefficient</w:t>
+            </w:r>
+          </w:p>
+        </w:tc>
+        <w:tc>
+          <w:tcPr>
+            <w:tcW w:type="dxa" w:w="1257"/>
             <w:tcBorders>
               <w:bottom w:val="single" w:sz="8" w:space="0" w:color="auto"/>
             </w:tcBorders>
@@ -9148,13 +9190,37 @@
                 <w:i w:val="0"/>
                 <w:sz w:val="18"/>
               </w:rPr>
+              <w:t>Std. Error</w:t>
+            </w:r>
+          </w:p>
+        </w:tc>
+        <w:tc>
+          <w:tcPr>
+            <w:tcW w:type="dxa" w:w="1257"/>
+            <w:tcBorders>
+              <w:bottom w:val="single" w:sz="8" w:space="0" w:color="auto"/>
+            </w:tcBorders>
+          </w:tcPr>
+          <w:p>
+            <w:pPr>
+              <w:pStyle w:val="MDPI42tablebody"/>
+              <w:keepNext/>
+              <w:spacing w:line="240" w:lineRule="auto" w:before="30" w:after="30"/>
+              <w:jc w:val="center"/>
+            </w:pPr>
+            <w:r>
+              <w:rPr>
+                <w:b/>
+                <w:i w:val="0"/>
+                <w:sz w:val="18"/>
+              </w:rPr>
               <w:t>z-Statistic</w:t>
             </w:r>
           </w:p>
         </w:tc>
         <w:tc>
           <w:tcPr>
-            <w:tcW w:type="dxa" w:w="1335"/>
+            <w:tcW w:type="dxa" w:w="1178"/>
             <w:tcBorders>
               <w:bottom w:val="single" w:sz="8" w:space="0" w:color="auto"/>
             </w:tcBorders>
@@ -9183,7 +9249,7 @@
         </w:trPr>
         <w:tc>
           <w:tcPr>
-            <w:tcW w:type="dxa" w:w="2357"/>
+            <w:tcW w:type="dxa" w:w="2828"/>
           </w:tcPr>
           <w:p>
             <w:pPr>
@@ -9204,7 +9270,7 @@
         </w:tc>
         <w:tc>
           <w:tcPr>
-            <w:tcW w:type="dxa" w:w="1493"/>
+            <w:tcW w:type="dxa" w:w="1335"/>
           </w:tcPr>
           <w:p>
             <w:pPr>
@@ -9225,7 +9291,7 @@
         </w:tc>
         <w:tc>
           <w:tcPr>
-            <w:tcW w:type="dxa" w:w="1335"/>
+            <w:tcW w:type="dxa" w:w="1257"/>
           </w:tcPr>
           <w:p>
             <w:pPr>
@@ -9240,13 +9306,13 @@
                 <w:i w:val="0"/>
                 <w:sz w:val="18"/>
               </w:rPr>
-              <w:t>0.1137</w:t>
-            </w:r>
-          </w:p>
-        </w:tc>
-        <w:tc>
-          <w:tcPr>
-            <w:tcW w:type="dxa" w:w="1335"/>
+              <w:t>0.0978</w:t>
+            </w:r>
+          </w:p>
+        </w:tc>
+        <w:tc>
+          <w:tcPr>
+            <w:tcW w:type="dxa" w:w="1257"/>
           </w:tcPr>
           <w:p>
             <w:pPr>
@@ -9261,13 +9327,13 @@
                 <w:i w:val="0"/>
                 <w:sz w:val="18"/>
               </w:rPr>
-              <w:t>7.4693</w:t>
-            </w:r>
-          </w:p>
-        </w:tc>
-        <w:tc>
-          <w:tcPr>
-            <w:tcW w:type="dxa" w:w="1335"/>
+              <w:t>8.6834</w:t>
+            </w:r>
+          </w:p>
+        </w:tc>
+        <w:tc>
+          <w:tcPr>
+            <w:tcW w:type="dxa" w:w="1178"/>
           </w:tcPr>
           <w:p>
             <w:pPr>
@@ -9293,7 +9359,7 @@
         </w:trPr>
         <w:tc>
           <w:tcPr>
-            <w:tcW w:type="dxa" w:w="2357"/>
+            <w:tcW w:type="dxa" w:w="2828"/>
           </w:tcPr>
           <w:p>
             <w:pPr>
@@ -9314,7 +9380,7 @@
         </w:tc>
         <w:tc>
           <w:tcPr>
-            <w:tcW w:type="dxa" w:w="1493"/>
+            <w:tcW w:type="dxa" w:w="1335"/>
           </w:tcPr>
           <w:p>
             <w:pPr>
@@ -9335,7 +9401,7 @@
         </w:tc>
         <w:tc>
           <w:tcPr>
-            <w:tcW w:type="dxa" w:w="1335"/>
+            <w:tcW w:type="dxa" w:w="1257"/>
           </w:tcPr>
           <w:p>
             <w:pPr>
@@ -9350,13 +9416,13 @@
                 <w:i w:val="0"/>
                 <w:sz w:val="18"/>
               </w:rPr>
-              <w:t>0.1715</w:t>
-            </w:r>
-          </w:p>
-        </w:tc>
-        <w:tc>
-          <w:tcPr>
-            <w:tcW w:type="dxa" w:w="1335"/>
+              <w:t>0.1851</w:t>
+            </w:r>
+          </w:p>
+        </w:tc>
+        <w:tc>
+          <w:tcPr>
+            <w:tcW w:type="dxa" w:w="1257"/>
           </w:tcPr>
           <w:p>
             <w:pPr>
@@ -9371,13 +9437,13 @@
                 <w:i w:val="0"/>
                 <w:sz w:val="18"/>
               </w:rPr>
-              <w:t>4.2138</w:t>
-            </w:r>
-          </w:p>
-        </w:tc>
-        <w:tc>
-          <w:tcPr>
-            <w:tcW w:type="dxa" w:w="1335"/>
+              <w:t>3.9022</w:t>
+            </w:r>
+          </w:p>
+        </w:tc>
+        <w:tc>
+          <w:tcPr>
+            <w:tcW w:type="dxa" w:w="1178"/>
           </w:tcPr>
           <w:p>
             <w:pPr>
@@ -9392,7 +9458,7 @@
                 <w:i w:val="0"/>
                 <w:sz w:val="18"/>
               </w:rPr>
-              <w:t>0.0000</w:t>
+              <w:t>0.0001</w:t>
             </w:r>
           </w:p>
         </w:tc>
@@ -9403,7 +9469,7 @@
         </w:trPr>
         <w:tc>
           <w:tcPr>
-            <w:tcW w:type="dxa" w:w="2357"/>
+            <w:tcW w:type="dxa" w:w="2828"/>
           </w:tcPr>
           <w:p>
             <w:pPr>
@@ -9424,7 +9490,7 @@
         </w:tc>
         <w:tc>
           <w:tcPr>
-            <w:tcW w:type="dxa" w:w="1493"/>
+            <w:tcW w:type="dxa" w:w="1335"/>
           </w:tcPr>
           <w:p>
             <w:pPr>
@@ -9445,7 +9511,7 @@
         </w:tc>
         <w:tc>
           <w:tcPr>
-            <w:tcW w:type="dxa" w:w="1335"/>
+            <w:tcW w:type="dxa" w:w="1257"/>
           </w:tcPr>
           <w:p>
             <w:pPr>
@@ -9466,7 +9532,7 @@
         </w:tc>
         <w:tc>
           <w:tcPr>
-            <w:tcW w:type="dxa" w:w="1335"/>
+            <w:tcW w:type="dxa" w:w="1257"/>
           </w:tcPr>
           <w:p>
             <w:pPr>
@@ -9481,13 +9547,13 @@
                 <w:i w:val="0"/>
                 <w:sz w:val="18"/>
               </w:rPr>
-              <w:t>−1.9371</w:t>
-            </w:r>
-          </w:p>
-        </w:tc>
-        <w:tc>
-          <w:tcPr>
-            <w:tcW w:type="dxa" w:w="1335"/>
+              <w:t>−1.9399</w:t>
+            </w:r>
+          </w:p>
+        </w:tc>
+        <w:tc>
+          <w:tcPr>
+            <w:tcW w:type="dxa" w:w="1178"/>
           </w:tcPr>
           <w:p>
             <w:pPr>
@@ -9502,7 +9568,7 @@
                 <w:i w:val="0"/>
                 <w:sz w:val="18"/>
               </w:rPr>
-              <w:t>0.0527</w:t>
+              <w:t>0.0524</w:t>
             </w:r>
           </w:p>
         </w:tc>
@@ -9513,7 +9579,7 @@
         </w:trPr>
         <w:tc>
           <w:tcPr>
-            <w:tcW w:type="dxa" w:w="2357"/>
+            <w:tcW w:type="dxa" w:w="2828"/>
           </w:tcPr>
           <w:p>
             <w:pPr>
@@ -9534,7 +9600,7 @@
         </w:tc>
         <w:tc>
           <w:tcPr>
-            <w:tcW w:type="dxa" w:w="1493"/>
+            <w:tcW w:type="dxa" w:w="1335"/>
           </w:tcPr>
           <w:p>
             <w:pPr>
@@ -9555,7 +9621,7 @@
         </w:tc>
         <w:tc>
           <w:tcPr>
-            <w:tcW w:type="dxa" w:w="1335"/>
+            <w:tcW w:type="dxa" w:w="1257"/>
           </w:tcPr>
           <w:p>
             <w:pPr>
@@ -9570,13 +9636,13 @@
                 <w:i w:val="0"/>
                 <w:sz w:val="18"/>
               </w:rPr>
-              <w:t>0.0248</w:t>
-            </w:r>
-          </w:p>
-        </w:tc>
-        <w:tc>
-          <w:tcPr>
-            <w:tcW w:type="dxa" w:w="1335"/>
+              <w:t>0.0247</w:t>
+            </w:r>
+          </w:p>
+        </w:tc>
+        <w:tc>
+          <w:tcPr>
+            <w:tcW w:type="dxa" w:w="1257"/>
           </w:tcPr>
           <w:p>
             <w:pPr>
@@ -9591,13 +9657,13 @@
                 <w:i w:val="0"/>
                 <w:sz w:val="18"/>
               </w:rPr>
-              <w:t>−7.9283</w:t>
-            </w:r>
-          </w:p>
-        </w:tc>
-        <w:tc>
-          <w:tcPr>
-            <w:tcW w:type="dxa" w:w="1335"/>
+              <w:t>−7.9723</w:t>
+            </w:r>
+          </w:p>
+        </w:tc>
+        <w:tc>
+          <w:tcPr>
+            <w:tcW w:type="dxa" w:w="1178"/>
           </w:tcPr>
           <w:p>
             <w:pPr>
@@ -9623,7 +9689,7 @@
         </w:trPr>
         <w:tc>
           <w:tcPr>
-            <w:tcW w:type="dxa" w:w="2357"/>
+            <w:tcW w:type="dxa" w:w="2828"/>
           </w:tcPr>
           <w:p>
             <w:pPr>
@@ -9644,7 +9710,7 @@
         </w:tc>
         <w:tc>
           <w:tcPr>
-            <w:tcW w:type="dxa" w:w="1493"/>
+            <w:tcW w:type="dxa" w:w="1335"/>
           </w:tcPr>
           <w:p>
             <w:pPr>
@@ -9665,7 +9731,7 @@
         </w:tc>
         <w:tc>
           <w:tcPr>
-            <w:tcW w:type="dxa" w:w="1335"/>
+            <w:tcW w:type="dxa" w:w="1257"/>
           </w:tcPr>
           <w:p>
             <w:pPr>
@@ -9680,13 +9746,13 @@
                 <w:i w:val="0"/>
                 <w:sz w:val="18"/>
               </w:rPr>
-              <w:t>0.0514</w:t>
-            </w:r>
-          </w:p>
-        </w:tc>
-        <w:tc>
-          <w:tcPr>
-            <w:tcW w:type="dxa" w:w="1335"/>
+              <w:t>0.0528</w:t>
+            </w:r>
+          </w:p>
+        </w:tc>
+        <w:tc>
+          <w:tcPr>
+            <w:tcW w:type="dxa" w:w="1257"/>
           </w:tcPr>
           <w:p>
             <w:pPr>
@@ -9701,13 +9767,13 @@
                 <w:i w:val="0"/>
                 <w:sz w:val="18"/>
               </w:rPr>
-              <w:t>−1.7776</w:t>
-            </w:r>
-          </w:p>
-        </w:tc>
-        <w:tc>
-          <w:tcPr>
-            <w:tcW w:type="dxa" w:w="1335"/>
+              <w:t>−1.7330</w:t>
+            </w:r>
+          </w:p>
+        </w:tc>
+        <w:tc>
+          <w:tcPr>
+            <w:tcW w:type="dxa" w:w="1178"/>
           </w:tcPr>
           <w:p>
             <w:pPr>
@@ -9722,7 +9788,7 @@
                 <w:i w:val="0"/>
                 <w:sz w:val="18"/>
               </w:rPr>
-              <w:t>0.0755</w:t>
+              <w:t>0.0831</w:t>
             </w:r>
           </w:p>
         </w:tc>
@@ -9733,24 +9799,83 @@
         </w:trPr>
         <w:tc>
           <w:tcPr>
-            <w:tcW w:type="dxa" w:w="7858"/>
-            <w:gridSpan w:val="5"/>
-          </w:tcPr>
-          <w:p>
-            <w:pPr>
-              <w:pStyle w:val="MDPI42tablebody"/>
-              <w:keepNext/>
-              <w:spacing w:line="240" w:lineRule="auto" w:before="60" w:after="30"/>
+            <w:tcW w:type="dxa" w:w="2828"/>
+          </w:tcPr>
+          <w:p>
+            <w:pPr>
+              <w:pStyle w:val="MDPI42tablebody"/>
+              <w:keepNext/>
+              <w:spacing w:line="240" w:lineRule="auto" w:before="30" w:after="30"/>
               <w:jc w:val="left"/>
             </w:pPr>
             <w:r>
               <w:rPr>
-                <w:b/>
-                <w:i/>
+                <w:b w:val="0"/>
+                <w:i w:val="0"/>
                 <w:sz w:val="18"/>
               </w:rPr>
               <w:t>Diagnostic Test</w:t>
             </w:r>
+          </w:p>
+        </w:tc>
+        <w:tc>
+          <w:tcPr>
+            <w:tcW w:type="dxa" w:w="1335"/>
+          </w:tcPr>
+          <w:p>
+            <w:pPr>
+              <w:pStyle w:val="MDPI42tablebody"/>
+              <w:keepNext/>
+              <w:spacing w:line="240" w:lineRule="auto" w:before="30" w:after="30"/>
+              <w:jc w:val="center"/>
+            </w:pPr>
+            <w:r>
+              <w:rPr>
+                <w:b w:val="0"/>
+                <w:i w:val="0"/>
+                <w:sz w:val="18"/>
+              </w:rPr>
+              <w:t>Value</w:t>
+            </w:r>
+          </w:p>
+        </w:tc>
+        <w:tc>
+          <w:tcPr>
+            <w:tcW w:type="dxa" w:w="1257"/>
+          </w:tcPr>
+          <w:p>
+            <w:pPr>
+              <w:pStyle w:val="MDPI42tablebody"/>
+              <w:keepNext/>
+              <w:spacing w:line="240" w:lineRule="auto" w:before="30" w:after="30"/>
+              <w:jc w:val="center"/>
+            </w:pPr>
+          </w:p>
+        </w:tc>
+        <w:tc>
+          <w:tcPr>
+            <w:tcW w:type="dxa" w:w="1257"/>
+          </w:tcPr>
+          <w:p>
+            <w:pPr>
+              <w:pStyle w:val="MDPI42tablebody"/>
+              <w:keepNext/>
+              <w:spacing w:line="240" w:lineRule="auto" w:before="30" w:after="30"/>
+              <w:jc w:val="center"/>
+            </w:pPr>
+          </w:p>
+        </w:tc>
+        <w:tc>
+          <w:tcPr>
+            <w:tcW w:type="dxa" w:w="1178"/>
+          </w:tcPr>
+          <w:p>
+            <w:pPr>
+              <w:pStyle w:val="MDPI42tablebody"/>
+              <w:keepNext/>
+              <w:spacing w:line="240" w:lineRule="auto" w:before="30" w:after="30"/>
+              <w:jc w:val="center"/>
+            </w:pPr>
           </w:p>
         </w:tc>
       </w:tr>
@@ -9760,7 +9885,7 @@
         </w:trPr>
         <w:tc>
           <w:tcPr>
-            <w:tcW w:type="dxa" w:w="2357"/>
+            <w:tcW w:type="dxa" w:w="2828"/>
           </w:tcPr>
           <w:p>
             <w:pPr>
@@ -9781,7 +9906,7 @@
         </w:tc>
         <w:tc>
           <w:tcPr>
-            <w:tcW w:type="dxa" w:w="1493"/>
+            <w:tcW w:type="dxa" w:w="1335"/>
           </w:tcPr>
           <w:p>
             <w:pPr>
@@ -9796,13 +9921,13 @@
                 <w:i w:val="0"/>
                 <w:sz w:val="18"/>
               </w:rPr>
-              <w:t>0.0000</w:t>
-            </w:r>
-          </w:p>
-        </w:tc>
-        <w:tc>
-          <w:tcPr>
-            <w:tcW w:type="dxa" w:w="1335"/>
+              <w:t>0.0002</w:t>
+            </w:r>
+          </w:p>
+        </w:tc>
+        <w:tc>
+          <w:tcPr>
+            <w:tcW w:type="dxa" w:w="1257"/>
           </w:tcPr>
           <w:p>
             <w:pPr>
@@ -9815,7 +9940,7 @@
         </w:tc>
         <w:tc>
           <w:tcPr>
-            <w:tcW w:type="dxa" w:w="1335"/>
+            <w:tcW w:type="dxa" w:w="1257"/>
           </w:tcPr>
           <w:p>
             <w:pPr>
@@ -9828,7 +9953,7 @@
         </w:tc>
         <w:tc>
           <w:tcPr>
-            <w:tcW w:type="dxa" w:w="1335"/>
+            <w:tcW w:type="dxa" w:w="1178"/>
           </w:tcPr>
           <w:p>
             <w:pPr>
@@ -9846,7 +9971,7 @@
         </w:trPr>
         <w:tc>
           <w:tcPr>
-            <w:tcW w:type="dxa" w:w="2357"/>
+            <w:tcW w:type="dxa" w:w="2828"/>
           </w:tcPr>
           <w:p>
             <w:pPr>
@@ -9867,7 +9992,7 @@
         </w:tc>
         <w:tc>
           <w:tcPr>
-            <w:tcW w:type="dxa" w:w="1493"/>
+            <w:tcW w:type="dxa" w:w="1335"/>
           </w:tcPr>
           <w:p>
             <w:pPr>
@@ -9882,13 +10007,13 @@
                 <w:i w:val="0"/>
                 <w:sz w:val="18"/>
               </w:rPr>
-              <w:t>0.6062</w:t>
-            </w:r>
-          </w:p>
-        </w:tc>
-        <w:tc>
-          <w:tcPr>
-            <w:tcW w:type="dxa" w:w="1335"/>
+              <w:t>0.6160</w:t>
+            </w:r>
+          </w:p>
+        </w:tc>
+        <w:tc>
+          <w:tcPr>
+            <w:tcW w:type="dxa" w:w="1257"/>
           </w:tcPr>
           <w:p>
             <w:pPr>
@@ -9901,7 +10026,7 @@
         </w:tc>
         <w:tc>
           <w:tcPr>
-            <w:tcW w:type="dxa" w:w="1335"/>
+            <w:tcW w:type="dxa" w:w="1257"/>
           </w:tcPr>
           <w:p>
             <w:pPr>
@@ -9914,7 +10039,7 @@
         </w:tc>
         <w:tc>
           <w:tcPr>
-            <w:tcW w:type="dxa" w:w="1335"/>
+            <w:tcW w:type="dxa" w:w="1178"/>
           </w:tcPr>
           <w:p>
             <w:pPr>
@@ -9932,7 +10057,7 @@
         </w:trPr>
         <w:tc>
           <w:tcPr>
-            <w:tcW w:type="dxa" w:w="2357"/>
+            <w:tcW w:type="dxa" w:w="2828"/>
           </w:tcPr>
           <w:p>
             <w:pPr>
@@ -9953,7 +10078,7 @@
         </w:tc>
         <w:tc>
           <w:tcPr>
-            <w:tcW w:type="dxa" w:w="1493"/>
+            <w:tcW w:type="dxa" w:w="1335"/>
           </w:tcPr>
           <w:p>
             <w:pPr>
@@ -9974,7 +10099,7 @@
         </w:tc>
         <w:tc>
           <w:tcPr>
-            <w:tcW w:type="dxa" w:w="1335"/>
+            <w:tcW w:type="dxa" w:w="1257"/>
           </w:tcPr>
           <w:p>
             <w:pPr>
@@ -9987,7 +10112,7 @@
         </w:tc>
         <w:tc>
           <w:tcPr>
-            <w:tcW w:type="dxa" w:w="1335"/>
+            <w:tcW w:type="dxa" w:w="1257"/>
           </w:tcPr>
           <w:p>
             <w:pPr>
@@ -10000,7 +10125,7 @@
         </w:tc>
         <w:tc>
           <w:tcPr>
-            <w:tcW w:type="dxa" w:w="1335"/>
+            <w:tcW w:type="dxa" w:w="1178"/>
           </w:tcPr>
           <w:p>
             <w:pPr>
@@ -10018,7 +10143,7 @@
         </w:trPr>
         <w:tc>
           <w:tcPr>
-            <w:tcW w:type="dxa" w:w="2357"/>
+            <w:tcW w:type="dxa" w:w="2828"/>
           </w:tcPr>
           <w:p>
             <w:pPr>
@@ -10039,7 +10164,7 @@
         </w:tc>
         <w:tc>
           <w:tcPr>
-            <w:tcW w:type="dxa" w:w="1493"/>
+            <w:tcW w:type="dxa" w:w="1335"/>
           </w:tcPr>
           <w:p>
             <w:pPr>
@@ -10060,7 +10185,7 @@
         </w:tc>
         <w:tc>
           <w:tcPr>
-            <w:tcW w:type="dxa" w:w="1335"/>
+            <w:tcW w:type="dxa" w:w="1257"/>
           </w:tcPr>
           <w:p>
             <w:pPr>
@@ -10073,7 +10198,7 @@
         </w:tc>
         <w:tc>
           <w:tcPr>
-            <w:tcW w:type="dxa" w:w="1335"/>
+            <w:tcW w:type="dxa" w:w="1257"/>
           </w:tcPr>
           <w:p>
             <w:pPr>
@@ -10086,7 +10211,7 @@
         </w:tc>
         <w:tc>
           <w:tcPr>
-            <w:tcW w:type="dxa" w:w="1335"/>
+            <w:tcW w:type="dxa" w:w="1178"/>
           </w:tcPr>
           <w:p>
             <w:pPr>
@@ -10104,7 +10229,7 @@
         </w:trPr>
         <w:tc>
           <w:tcPr>
-            <w:tcW w:type="dxa" w:w="2357"/>
+            <w:tcW w:type="dxa" w:w="2828"/>
           </w:tcPr>
           <w:p>
             <w:pPr>
@@ -10125,7 +10250,7 @@
         </w:tc>
         <w:tc>
           <w:tcPr>
-            <w:tcW w:type="dxa" w:w="1493"/>
+            <w:tcW w:type="dxa" w:w="1335"/>
           </w:tcPr>
           <w:p>
             <w:pPr>
@@ -10146,7 +10271,7 @@
         </w:tc>
         <w:tc>
           <w:tcPr>
-            <w:tcW w:type="dxa" w:w="1335"/>
+            <w:tcW w:type="dxa" w:w="1257"/>
           </w:tcPr>
           <w:p>
             <w:pPr>
@@ -10159,7 +10284,7 @@
         </w:tc>
         <w:tc>
           <w:tcPr>
-            <w:tcW w:type="dxa" w:w="1335"/>
+            <w:tcW w:type="dxa" w:w="1257"/>
           </w:tcPr>
           <w:p>
             <w:pPr>
@@ -10172,7 +10297,7 @@
         </w:tc>
         <w:tc>
           <w:tcPr>
-            <w:tcW w:type="dxa" w:w="1335"/>
+            <w:tcW w:type="dxa" w:w="1178"/>
           </w:tcPr>
           <w:p>
             <w:pPr>
@@ -10188,6 +10313,7 @@
     <w:p>
       <w:pPr>
         <w:pStyle w:val="MDPI43tablefooter"/>
+        <w:keepLines/>
         <w:spacing w:line="240" w:lineRule="auto" w:before="40" w:after="200"/>
         <w:ind w:left="2608" w:firstLine="0"/>
       </w:pPr>
@@ -10203,7 +10329,7 @@
           <w:i w:val="0"/>
           <w:sz w:val="16"/>
         </w:rPr>
-        <w:t>The dependent variable is the youth NEET rate (15–29). Two-step System GMM with the Windmeijer correction; variables enter as deviations from period means. AR(1) and AR(2) denote the p-values of the Arellano–Bond serial-correlation tests; the Hansen test reports the p-value for the joint validity of the instruments. Source: authors’ calculations.</w:t>
+        <w:t>The dependent variable is the youth NEET rate (15–29). Two-step System GMM with the Windmeijer correction; variables enter as deviations from period means, removing common period effects. AR(1) and AR(2) denote the p-values of the Arellano–Bond serial-correlation tests; the Hansen test reports the p-value for the joint validity of the instruments. Source: authors’ calculations.</w:t>
       </w:r>
     </w:p>
     <w:p>
@@ -10307,7 +10433,7 @@
           <w:b w:val="0"/>
           <w:i w:val="0"/>
         </w:rPr>
-        <w:t xml:space="preserve"> to the entry margin of the labour market. The estimated magnitude is economically meaningful: in sparsely green urban systems, a summer comparable to the European records of 2022–2024, which added roughly one hundred degree days to the climatological average in the exposed South, is associated with an increase of around 0.35 percentage points in youth disengagement at an endowment of 20%. Given the persistence of the NEET rate, such recurring shocks accumulate: the long-run effect of a permanent increase in heat exposure is approximately 2.53 percentage points per hundred degree days at that endowment. This mechanism is consistent with the concentration of youth employment in heat-exposed, seasonal sectors </w:t>
+        <w:t xml:space="preserve"> to the entry margin of the labour market. The estimated magnitude is economically meaningful: an excess of one hundred degree days over the local climatology — a magnitude that the record summers of 2022–2024 exceeded, on average, in the heat-exposed South of the sample — is associated with an increase of around 0.35 percentage points in youth disengagement at a green endowment of 20%. Given the persistence of the NEET rate, such recurring shocks accumulate: at the point estimates, the long-run effect of a permanent increase in heat exposure is roughly 2.53 percentage points per hundred degree days at that endowment, although the imprecision with which the persistence coefficient is estimated means that this extrapolation should be read as indicative only. This mechanism is consistent with the concentration of youth employment in heat-exposed, seasonal sectors </w:t>
       </w:r>
       <w:r>
         <w:t>[</w:t>
@@ -10411,7 +10537,7 @@
           <w:b w:val="0"/>
           <w:i w:val="0"/>
         </w:rPr>
-        <w:t xml:space="preserve">The negative and statistically significant interaction between heat stress and the green infrastructure endowment constitutes the central contribution of the study to the Special Issue’s theme. The urban climatology literature has established that green and blue infrastructure lowers urban temperatures </w:t>
+        <w:t xml:space="preserve">The negative interaction between heat stress and the green infrastructure endowment, significant at the 10% level and stable across subsamples, constitutes the central contribution of the study to the Special Issue’s theme. The urban climatology literature has established that green and blue infrastructure lowers urban temperatures </w:t>
       </w:r>
       <w:r>
         <w:t>[</w:t>
@@ -10503,7 +10629,7 @@
           <w:b w:val="0"/>
           <w:i w:val="0"/>
         </w:rPr>
-        <w:t xml:space="preserve">. The present findings indicate that these thermal benefits extend to a socioeconomic protection: the same meteorological summer translates into substantially less youth disengagement in countries whose functional urban areas are green than in those that are densely sealed. The marginal heat effect declines from 0.43 percentage points per hundred degree days at a 15% endowment to statistical insignificance beyond approximately 30.5%, and to essentially zero at the greenest endowments observed in the sample. From the perspective of the urban heat island literature, greenery operates here as what may be called social infrastructure: it conditions how climate pressure reaches the labour market </w:t>
+        <w:t xml:space="preserve">. The present findings are consistent with an extension of these thermal benefits to a socioeconomic protection: the same meteorological summer is associated with substantially less youth disengagement in countries whose functional urban areas are green than in those that are densely sealed. The marginal heat effect declines from 0.43 percentage points per hundred degree days at a 15% endowment to statistical insignificance beyond approximately 30.5%, and to essentially zero at the greenest endowments observed in the sample. From the perspective of the urban heat island literature, greenery operates here as what may be called social infrastructure: it conditions how climate pressure reaches the labour market </w:t>
       </w:r>
       <w:r>
         <w:t>[</w:t>
@@ -10707,7 +10833,7 @@
           <w:b w:val="0"/>
           <w:i w:val="0"/>
         </w:rPr>
-        <w:t>. Tertiary attainment also reduces disengagement, although its contemporaneous coefficient is modest. One possible interpretation is that the labour-market returns of educational expansion materialise over longer horizons and depend on complementary demand-side conditions; the attainment variable also moves slowly within countries, so its short-run variation carries limited identifying information. These results indicate that climate pressure operates alongside, not instead of, the conventional macroeconomic and human-capital determinants of youth outcomes.</w:t>
+        <w:t>. Tertiary attainment enters with a negative but statistically insignificant contemporaneous coefficient. One possible interpretation is that the labour-market returns of educational expansion materialise over longer horizons and depend on complementary demand-side conditions; the attainment variable also moves slowly within countries, so its short-run variation carries limited identifying information. These results indicate that climate pressure operates alongside, not instead of, the conventional macroeconomic and human-capital determinants of youth outcomes.</w:t>
       </w:r>
     </w:p>
     <w:p>
@@ -10955,7 +11081,7 @@
           <w:b w:val="0"/>
           <w:i w:val="0"/>
         </w:rPr>
-        <w:t>The empirical findings indicate that summer heat stress has a positive and statistically significant effect on the youth NEET rate, and that this effect is significantly attenuated by the green infrastructure endowment: the marginal effect of an additional hundred cooling degree days declines from 0.43 percentage points in the least green urban systems to statistical insignificance beyond an endowment of roughly 30.5% and to essentially zero in the greenest ones. Economic growth and tertiary educational attainment reduce youth disengagement, confirming the cyclical and human-capital determinants documented in the youth literature. The heat effects are not detectable in the youth unemployment rate, indicating that climate pressure operates on the engagement margin of youth labour markets, and the baseline conclusions survive the exclusion of the pandemic period. All four research hypotheses are therefore supported by the empirical evidence, with the qualification that the attainment effect is modest and the interaction is estimated less precisely on the pre-pandemic subsample.</w:t>
+        <w:t>The empirical findings indicate that summer heat stress has a positive and statistically significant effect on the youth NEET rate, and that this effect weakens with the green infrastructure endowment: the marginal effect of an additional hundred cooling degree days declines from 0.47 percentage points at the sample minimum of the endowment to statistical insignificance beyond roughly 30.5% and to essentially zero in the greenest urban systems, although the interaction coefficient itself is significant only at the 10% level. Economic growth reduces youth disengagement, confirming the cyclical determinants documented in the youth literature, while the contemporaneous effect of tertiary attainment is negative but statistically insignificant. The heat effects are not detectable in the youth unemployment rate, indicating that climate pressure operates on the engagement margin of youth labour markets, and the baseline conclusions survive the exclusion of the pandemic period. Hypotheses H1 and H3 are therefore supported by the empirical evidence; Hypothesis H2 receives support at the 10% significance level, with a magnitude that is stable across subsamples; and Hypothesis H4 is not supported by the contemporaneous evidence.</w:t>
       </w:r>
     </w:p>
     <w:p>
@@ -10979,7 +11105,7 @@
           <w:b w:val="0"/>
           <w:i w:val="0"/>
         </w:rPr>
-        <w:t>The study is subject to several limitations that should be considered when interpreting the findings. First, the analysis is conducted at the country level, which conceals important within-country heterogeneity across cities and regions; the green endowment of a country’s functional urban areas is an aggregate of very diverse urban fabrics. Second, the green infrastructure endowment is measured as a time-invariant structural characteristic compiled from the Urban Atlas 2018 layer, so the analysis identifies the buffering role of the existing endowment rather than the effects of greening dynamics over time. Third, cooling degree days are a temperature-based proxy that does not capture humidity, night-time heat, or the intra-urban distribution of heat exposure. Fourth, although the System GMM estimator addresses persistence and endogeneity, the moderate cross-sectional dimension of the panel implies that the estimated relationships should be interpreted with appropriate caution despite the satisfactory diagnostic tests and the parsimonious instrument strategy adopted. Finally, the country-year calibration of the assembled dataset should be re-verified against the primary Eurostat and Copernicus sources as new survey rounds are released.</w:t>
+        <w:t>The study is subject to several limitations that should be considered when interpreting the findings. First, the analysis is conducted at the country level, which conceals important within-country heterogeneity across cities and regions; the green endowment of a country’s functional urban areas is an aggregate of very diverse urban fabrics. Second, the green infrastructure endowment is measured as a time-invariant structural characteristic compiled from the Urban Atlas 2018 layer, so the analysis identifies the buffering role of the existing endowment rather than the effects of greening dynamics over time; because the moderation is identified from cross-country differences in this time-invariant endowment, the interaction may partly reflect other stable country characteristics correlated with urban greenness, and it should be read as a conditional association rather than as the isolated causal contribution of greenery. Third, cooling degree days are a temperature-based proxy that does not capture humidity, night-time heat, or the intra-urban distribution of heat exposure. Fourth, although the System GMM estimator addresses persistence and endogeneity, the moderate cross-sectional dimension of the panel implies that the estimated relationships should be interpreted with appropriate caution despite the satisfactory diagnostic tests and the parsimonious instrument strategy adopted. Finally, the country-year calibration of the assembled dataset should be re-verified against the primary Eurostat and Copernicus sources as new survey rounds are released.</w:t>
       </w:r>
     </w:p>
     <w:p>
@@ -11608,44 +11734,6 @@
               <w:rPr>
                 <w:sz w:val="18"/>
               </w:rPr>
-              <w:t>UHI</w:t>
-            </w:r>
-          </w:p>
-        </w:tc>
-        <w:tc>
-          <w:tcPr>
-            <w:tcW w:type="dxa" w:w="8966"/>
-          </w:tcPr>
-          <w:p>
-            <w:pPr>
-              <w:pStyle w:val="MDPI62backmatter"/>
-              <w:spacing w:line="240" w:lineRule="auto" w:before="0" w:after="20"/>
-              <w:ind w:left="0" w:firstLine="0"/>
-            </w:pPr>
-            <w:r>
-              <w:rPr>
-                <w:sz w:val="18"/>
-              </w:rPr>
-              <w:t>Urban heat island</w:t>
-            </w:r>
-          </w:p>
-        </w:tc>
-      </w:tr>
-      <w:tr>
-        <w:tc>
-          <w:tcPr>
-            <w:tcW w:type="dxa" w:w="1500"/>
-          </w:tcPr>
-          <w:p>
-            <w:pPr>
-              <w:pStyle w:val="MDPI62backmatter"/>
-              <w:spacing w:line="240" w:lineRule="auto" w:before="0" w:after="20"/>
-              <w:ind w:left="0" w:firstLine="0"/>
-            </w:pPr>
-            <w:r>
-              <w:rPr>
-                <w:sz w:val="18"/>
-              </w:rPr>
               <w:t>YUR</w:t>
             </w:r>
           </w:p>
@@ -12750,7 +12838,7 @@
           <w:i w:val="0"/>
           <w:sz w:val="18"/>
         </w:rPr>
-        <w:t xml:space="preserve">ILO. </w:t>
+        <w:t xml:space="preserve">International Labour Organization. </w:t>
       </w:r>
       <w:r>
         <w:rPr>
@@ -13356,7 +13444,7 @@
           <w:i w:val="0"/>
           <w:sz w:val="18"/>
         </w:rPr>
-        <w:t>Publications Office of the European Union: Luxembourg, Luxembourg, 2012.</w:t>
+        <w:t>Publications Office of the European Union: Luxembourg, 2012.</w:t>
       </w:r>
     </w:p>
     <w:p>
@@ -13774,7 +13862,7 @@
           <w:i w:val="0"/>
           <w:sz w:val="18"/>
         </w:rPr>
-        <w:t>Publications Office of the European Union: Luxembourg, Luxembourg, 2020.</w:t>
+        <w:t>Publications Office of the European Union: Luxembourg, 2020.</w:t>
       </w:r>
     </w:p>
     <w:p>
@@ -14998,7 +15086,7 @@
           <w:i w:val="0"/>
           <w:sz w:val="18"/>
         </w:rPr>
-        <w:t xml:space="preserve">Urban Green Space, Public Health, and Environmental Justice: The Challenge of Making Cities 'Just Green Enough’. </w:t>
+        <w:t xml:space="preserve">Urban Green Space, Public Health, and Environmental Justice: The Challenge of Making Cities ‘Just Green Enough’. </w:t>
       </w:r>
       <w:r>
         <w:rPr>
